--- a/Analise Contexto Educativo.docx
+++ b/Analise Contexto Educativo.docx
@@ -46,7 +46,7 @@
                         </a:ln>
                         <a:extLst>
                           <a:ext uri="{C572A759-6A51-4108-AA02-DFA0A04FC94B}">
-                            <ma14:wrappingTextBoxFlag xmlns:lc="http://schemas.openxmlformats.org/drawingml/2006/lockedCanvas" xmlns="" xmlns:p="http://schemas.openxmlformats.org/presentationml/2006/main" xmlns:w="http://schemas.openxmlformats.org/wordprocessingml/2006/main" xmlns:w10="urn:schemas-microsoft-com:office:word" xmlns:v="urn:schemas-microsoft-com:vml" xmlns:o="urn:schemas-microsoft-com:office:office" xmlns:ma14="http://schemas.microsoft.com/office/mac/drawingml/2011/main" val="1"/>
+                            <ma14:wrappingTextBoxFlag xmlns:ma14="http://schemas.microsoft.com/office/mac/drawingml/2011/main" xmlns:o="urn:schemas-microsoft-com:office:office" xmlns:v="urn:schemas-microsoft-com:vml" xmlns:w10="urn:schemas-microsoft-com:office:word" xmlns:w="http://schemas.openxmlformats.org/wordprocessingml/2006/main" xmlns:p="http://schemas.openxmlformats.org/presentationml/2006/main" xmlns="" xmlns:lc="http://schemas.openxmlformats.org/drawingml/2006/lockedCanvas" val="1"/>
                           </a:ext>
                         </a:extLst>
                       </wps:spPr>
@@ -85,75 +85,9 @@
                                 <w:color w:val="FFFFFF" w:themeColor="background1"/>
                                 <w:sz w:val="44"/>
                                 <w:szCs w:val="44"/>
-                                <w:lang w:bidi="pt-PT"/>
+                                <w:lang w:val="en-GB" w:bidi="pt-PT"/>
                               </w:rPr>
-                              <w:t>An</w:t>
-                            </w:r>
-                            <w:r>
-                              <w:rPr>
-                                <w:b/>
-                                <w:bCs/>
-                                <w:color w:val="FFFFFF" w:themeColor="background1"/>
-                                <w:sz w:val="44"/>
-                                <w:szCs w:val="44"/>
-                                <w:lang w:bidi="pt-PT"/>
-                              </w:rPr>
-                              <w:t>á</w:t>
-                            </w:r>
-                            <w:r>
-                              <w:rPr>
-                                <w:b/>
-                                <w:bCs/>
-                                <w:color w:val="FFFFFF" w:themeColor="background1"/>
-                                <w:sz w:val="44"/>
-                                <w:szCs w:val="44"/>
-                                <w:lang w:bidi="pt-PT"/>
-                              </w:rPr>
-                              <w:t>lise</w:t>
-                            </w:r>
-                            <w:r>
-                              <w:rPr>
-                                <w:b/>
-                                <w:bCs/>
-                                <w:color w:val="FFFFFF" w:themeColor="background1"/>
-                                <w:sz w:val="44"/>
-                                <w:szCs w:val="44"/>
-                                <w:lang w:bidi="pt-PT"/>
-                              </w:rPr>
-                              <w:t xml:space="preserve"> </w:t>
-                            </w:r>
-                            <w:r>
-                              <w:rPr>
-                                <w:b/>
-                                <w:bCs/>
-                                <w:color w:val="FFFFFF" w:themeColor="background1"/>
-                                <w:sz w:val="44"/>
-                                <w:szCs w:val="44"/>
-                                <w:lang w:bidi="pt-PT"/>
-                              </w:rPr>
-                              <w:t>Contexto</w:t>
-                            </w:r>
-                            <w:r>
-                              <w:rPr>
-                                <w:b/>
-                                <w:bCs/>
-                                <w:color w:val="FFFFFF" w:themeColor="background1"/>
-                                <w:sz w:val="44"/>
-                                <w:szCs w:val="44"/>
-                                <w:lang w:bidi="pt-PT"/>
-                              </w:rPr>
-                              <w:t xml:space="preserve"> </w:t>
-                            </w:r>
-                            <w:r>
-                              <w:rPr>
-                                <w:b/>
-                                <w:bCs/>
-                                <w:color w:val="FFFFFF" w:themeColor="background1"/>
-                                <w:sz w:val="44"/>
-                                <w:szCs w:val="44"/>
-                                <w:lang w:bidi="pt-PT"/>
-                              </w:rPr>
-                              <w:t>Educativo</w:t>
+                              <w:t>Análise Contexto Educativo</w:t>
                             </w:r>
                           </w:p>
                         </w:txbxContent>
@@ -206,75 +140,9 @@
                           <w:color w:val="FFFFFF" w:themeColor="background1"/>
                           <w:sz w:val="44"/>
                           <w:szCs w:val="44"/>
-                          <w:lang w:bidi="pt-PT"/>
+                          <w:lang w:val="en-GB" w:bidi="pt-PT"/>
                         </w:rPr>
-                        <w:t>An</w:t>
-                      </w:r>
-                      <w:r>
-                        <w:rPr>
-                          <w:b/>
-                          <w:bCs/>
-                          <w:color w:val="FFFFFF" w:themeColor="background1"/>
-                          <w:sz w:val="44"/>
-                          <w:szCs w:val="44"/>
-                          <w:lang w:bidi="pt-PT"/>
-                        </w:rPr>
-                        <w:t>á</w:t>
-                      </w:r>
-                      <w:r>
-                        <w:rPr>
-                          <w:b/>
-                          <w:bCs/>
-                          <w:color w:val="FFFFFF" w:themeColor="background1"/>
-                          <w:sz w:val="44"/>
-                          <w:szCs w:val="44"/>
-                          <w:lang w:bidi="pt-PT"/>
-                        </w:rPr>
-                        <w:t>lise</w:t>
-                      </w:r>
-                      <w:r>
-                        <w:rPr>
-                          <w:b/>
-                          <w:bCs/>
-                          <w:color w:val="FFFFFF" w:themeColor="background1"/>
-                          <w:sz w:val="44"/>
-                          <w:szCs w:val="44"/>
-                          <w:lang w:bidi="pt-PT"/>
-                        </w:rPr>
-                        <w:t xml:space="preserve"> </w:t>
-                      </w:r>
-                      <w:r>
-                        <w:rPr>
-                          <w:b/>
-                          <w:bCs/>
-                          <w:color w:val="FFFFFF" w:themeColor="background1"/>
-                          <w:sz w:val="44"/>
-                          <w:szCs w:val="44"/>
-                          <w:lang w:bidi="pt-PT"/>
-                        </w:rPr>
-                        <w:t>Contexto</w:t>
-                      </w:r>
-                      <w:r>
-                        <w:rPr>
-                          <w:b/>
-                          <w:bCs/>
-                          <w:color w:val="FFFFFF" w:themeColor="background1"/>
-                          <w:sz w:val="44"/>
-                          <w:szCs w:val="44"/>
-                          <w:lang w:bidi="pt-PT"/>
-                        </w:rPr>
-                        <w:t xml:space="preserve"> </w:t>
-                      </w:r>
-                      <w:r>
-                        <w:rPr>
-                          <w:b/>
-                          <w:bCs/>
-                          <w:color w:val="FFFFFF" w:themeColor="background1"/>
-                          <w:sz w:val="44"/>
-                          <w:szCs w:val="44"/>
-                          <w:lang w:bidi="pt-PT"/>
-                        </w:rPr>
-                        <w:t>Educativo</w:t>
+                        <w:t>Análise Contexto Educativo</w:t>
                       </w:r>
                     </w:p>
                   </w:txbxContent>
@@ -787,34 +655,10 @@
       <w:r>
         <w:rPr>
           <w:color w:val="FFFFFF" w:themeColor="background1"/>
-          <w:sz w:val="20"/>
-          <w:szCs w:val="16"/>
-        </w:rPr>
-        <w:t xml:space="preserve">  </w:t>
-      </w:r>
-      <w:r>
-        <w:rPr>
-          <w:color w:val="FFFFFF" w:themeColor="background1"/>
-          <w:sz w:val="20"/>
-          <w:szCs w:val="16"/>
-        </w:rPr>
-        <w:t xml:space="preserve">UTAD • Sistemas de Informação Avançados (2026/2027) — </w:t>
-      </w:r>
-      <w:r>
-        <w:rPr>
-          <w:color w:val="FFFFFF" w:themeColor="background1"/>
-          <w:sz w:val="20"/>
-          <w:szCs w:val="16"/>
-        </w:rPr>
-        <w:t>D</w:t>
-      </w:r>
-      <w:r>
-        <w:rPr>
-          <w:color w:val="FFFFFF" w:themeColor="background1"/>
-          <w:sz w:val="20"/>
-          <w:szCs w:val="16"/>
-        </w:rPr>
-        <w:t>avid Santos, João batista, Pedro Tavares</w:t>
+          <w:sz w:val="18"/>
+          <w:szCs w:val="14"/>
+        </w:rPr>
+        <w:t>UTAD • Sistemas de Informação Avançados (2026/2027) — David Santos, João batista, Pedro Tavares, João Guedes</w:t>
       </w:r>
     </w:p>
     <w:p>
@@ -1445,21 +1289,8 @@
           <w:sz w:val="28"/>
           <w:szCs w:val="22"/>
         </w:rPr>
-        <w:t xml:space="preserve">Evidências que Sustentam o Diagnóstico e Impacto Inicial nos </w:t>
-      </w:r>
-      <w:proofErr w:type="spellStart"/>
-      <w:r>
-        <w:rPr>
-          <w:rFonts w:ascii="Times New Roman" w:hAnsi="Times New Roman" w:cs="Times New Roman"/>
-          <w:b/>
-          <w:bCs/>
-          <w:color w:val="000000" w:themeColor="text1"/>
-          <w:sz w:val="28"/>
-          <w:szCs w:val="22"/>
-        </w:rPr>
-        <w:t>Stakeholders</w:t>
-      </w:r>
-      <w:proofErr w:type="spellEnd"/>
+        <w:t>Evidências que Sustentam o Diagnóstico e Impacto Inicial nos Stakeholders</w:t>
+      </w:r>
     </w:p>
     <w:p>
       <w:pPr>
@@ -1569,27 +1400,7 @@
           <w:bCs/>
           <w:color w:val="000000" w:themeColor="text1"/>
         </w:rPr>
-        <w:t xml:space="preserve">O que cada </w:t>
-      </w:r>
-      <w:proofErr w:type="spellStart"/>
-      <w:r>
-        <w:rPr>
-          <w:rFonts w:ascii="Times New Roman" w:hAnsi="Times New Roman" w:cs="Times New Roman"/>
-          <w:b/>
-          <w:bCs/>
-          <w:color w:val="000000" w:themeColor="text1"/>
-        </w:rPr>
-        <w:t>stakeholder</w:t>
-      </w:r>
-      <w:proofErr w:type="spellEnd"/>
-      <w:r>
-        <w:rPr>
-          <w:rFonts w:ascii="Times New Roman" w:hAnsi="Times New Roman" w:cs="Times New Roman"/>
-          <w:b/>
-          <w:bCs/>
-          <w:color w:val="000000" w:themeColor="text1"/>
-        </w:rPr>
-        <w:t xml:space="preserve"> perde hoje com a situação atual:</w:t>
+        <w:t>O que cada stakeholder perde hoje com a situação atual:</w:t>
       </w:r>
     </w:p>
     <w:p>
@@ -2965,6 +2776,7 @@
   <w:style w:type="character" w:default="1" w:styleId="Tipodeletrapredefinidodopargrafo">
     <w:name w:val="Default Paragraph Font"/>
     <w:uiPriority w:val="1"/>
+    <w:semiHidden/>
     <w:unhideWhenUsed/>
   </w:style>
   <w:style w:type="table" w:default="1" w:styleId="Tabelanormal">
@@ -3526,23 +3338,12 @@
 </file>
 
 <file path=customXml/item1.xml><?xml version="1.0" encoding="utf-8"?>
-<p:properties xmlns:p="http://schemas.microsoft.com/office/2006/metadata/properties" xmlns:xsi="http://www.w3.org/2001/XMLSchema-instance" xmlns:pc="http://schemas.microsoft.com/office/infopath/2007/PartnerControls">
-  <documentManagement>
-    <_ip_UnifiedCompliancePolicyUIAction xmlns="http://schemas.microsoft.com/sharepoint/v3" xsi:nil="true"/>
-    <Image xmlns="71af3243-3dd4-4a8d-8c0d-dd76da1f02a5">
-      <Url xsi:nil="true"/>
-      <Description xsi:nil="true"/>
-    </Image>
-    <Status xmlns="71af3243-3dd4-4a8d-8c0d-dd76da1f02a5">Not started</Status>
-    <Background xmlns="71af3243-3dd4-4a8d-8c0d-dd76da1f02a5">false</Background>
-    <_ip_UnifiedCompliancePolicyProperties xmlns="http://schemas.microsoft.com/sharepoint/v3" xsi:nil="true"/>
-    <ImageTagsTaxHTField xmlns="71af3243-3dd4-4a8d-8c0d-dd76da1f02a5">
-      <Terms xmlns="http://schemas.microsoft.com/office/infopath/2007/PartnerControls"/>
-    </ImageTagsTaxHTField>
-    <TaxCatchAll xmlns="230e9df3-be65-4c73-a93b-d1236ebd677e" xsi:nil="true"/>
-    <MediaServiceKeyPoints xmlns="71af3243-3dd4-4a8d-8c0d-dd76da1f02a5" xsi:nil="true"/>
-  </documentManagement>
-</p:properties>
+<?mso-contentType ?>
+<FormTemplates xmlns="http://schemas.microsoft.com/sharepoint/v3/contenttype/forms">
+  <Display>DocumentLibraryForm</Display>
+  <Edit>DocumentLibraryForm</Edit>
+  <New>DocumentLibraryForm</New>
+</FormTemplates>
 </file>
 
 <file path=customXml/item2.xml><?xml version="1.0" encoding="utf-8"?>
@@ -3834,22 +3635,29 @@
 </file>
 
 <file path=customXml/item3.xml><?xml version="1.0" encoding="utf-8"?>
-<?mso-contentType ?>
-<FormTemplates xmlns="http://schemas.microsoft.com/sharepoint/v3/contenttype/forms">
-  <Display>DocumentLibraryForm</Display>
-  <Edit>DocumentLibraryForm</Edit>
-  <New>DocumentLibraryForm</New>
-</FormTemplates>
+<p:properties xmlns:p="http://schemas.microsoft.com/office/2006/metadata/properties" xmlns:xsi="http://www.w3.org/2001/XMLSchema-instance" xmlns:pc="http://schemas.microsoft.com/office/infopath/2007/PartnerControls">
+  <documentManagement>
+    <_ip_UnifiedCompliancePolicyUIAction xmlns="http://schemas.microsoft.com/sharepoint/v3" xsi:nil="true"/>
+    <Image xmlns="71af3243-3dd4-4a8d-8c0d-dd76da1f02a5">
+      <Url xsi:nil="true"/>
+      <Description xsi:nil="true"/>
+    </Image>
+    <Status xmlns="71af3243-3dd4-4a8d-8c0d-dd76da1f02a5">Not started</Status>
+    <Background xmlns="71af3243-3dd4-4a8d-8c0d-dd76da1f02a5">false</Background>
+    <_ip_UnifiedCompliancePolicyProperties xmlns="http://schemas.microsoft.com/sharepoint/v3" xsi:nil="true"/>
+    <ImageTagsTaxHTField xmlns="71af3243-3dd4-4a8d-8c0d-dd76da1f02a5">
+      <Terms xmlns="http://schemas.microsoft.com/office/infopath/2007/PartnerControls"/>
+    </ImageTagsTaxHTField>
+    <TaxCatchAll xmlns="230e9df3-be65-4c73-a93b-d1236ebd677e" xsi:nil="true"/>
+    <MediaServiceKeyPoints xmlns="71af3243-3dd4-4a8d-8c0d-dd76da1f02a5" xsi:nil="true"/>
+  </documentManagement>
+</p:properties>
 </file>
 
 <file path=customXml/itemProps1.xml><?xml version="1.0" encoding="utf-8"?>
-<ds:datastoreItem xmlns:ds="http://schemas.openxmlformats.org/officeDocument/2006/customXml" ds:itemID="{C3B74C0E-7993-40E1-930F-CF78C434EB62}">
+<ds:datastoreItem xmlns:ds="http://schemas.openxmlformats.org/officeDocument/2006/customXml" ds:itemID="{AE09AE5A-B3B6-44BC-8570-615CB5E05AA8}">
   <ds:schemaRefs>
-    <ds:schemaRef ds:uri="http://schemas.microsoft.com/office/2006/metadata/properties"/>
-    <ds:schemaRef ds:uri="http://schemas.microsoft.com/office/infopath/2007/PartnerControls"/>
-    <ds:schemaRef ds:uri="http://schemas.microsoft.com/sharepoint/v3"/>
-    <ds:schemaRef ds:uri="71af3243-3dd4-4a8d-8c0d-dd76da1f02a5"/>
-    <ds:schemaRef ds:uri="230e9df3-be65-4c73-a93b-d1236ebd677e"/>
+    <ds:schemaRef ds:uri="http://schemas.microsoft.com/sharepoint/v3/contenttype/forms"/>
   </ds:schemaRefs>
 </ds:datastoreItem>
 </file>
@@ -3876,9 +3684,13 @@
 </file>
 
 <file path=customXml/itemProps3.xml><?xml version="1.0" encoding="utf-8"?>
-<ds:datastoreItem xmlns:ds="http://schemas.openxmlformats.org/officeDocument/2006/customXml" ds:itemID="{AE09AE5A-B3B6-44BC-8570-615CB5E05AA8}">
+<ds:datastoreItem xmlns:ds="http://schemas.openxmlformats.org/officeDocument/2006/customXml" ds:itemID="{C3B74C0E-7993-40E1-930F-CF78C434EB62}">
   <ds:schemaRefs>
-    <ds:schemaRef ds:uri="http://schemas.microsoft.com/sharepoint/v3/contenttype/forms"/>
+    <ds:schemaRef ds:uri="http://schemas.microsoft.com/office/2006/metadata/properties"/>
+    <ds:schemaRef ds:uri="http://schemas.microsoft.com/office/infopath/2007/PartnerControls"/>
+    <ds:schemaRef ds:uri="http://schemas.microsoft.com/sharepoint/v3"/>
+    <ds:schemaRef ds:uri="71af3243-3dd4-4a8d-8c0d-dd76da1f02a5"/>
+    <ds:schemaRef ds:uri="230e9df3-be65-4c73-a93b-d1236ebd677e"/>
   </ds:schemaRefs>
 </ds:datastoreItem>
 </file>